--- a/Bachelor Arbeit.docx
+++ b/Bachelor Arbeit.docx
@@ -1617,6 +1617,7 @@
       <w:pPr>
         <w:rPr>
           <w:rFonts w:cs="Times New Roman"/>
+          <w:lang w:val="en-US"/>
         </w:rPr>
       </w:pPr>
       <w:r>
@@ -1673,7 +1674,147 @@
           <w:color w:val="333333"/>
           <w:shd w:val="clear" w:color="auto" w:fill="FFFFFF"/>
         </w:rPr>
-        <w:t xml:space="preserve"> Deutsch und in der englischen Übersetzung, im Umfang von etwa einer halben DIN A4-Seite. Diese Zusammenfassungen dienen der inhaltlichen Verortung im Bibliothekskatalog.</w:t>
+        <w:t xml:space="preserve"> Deutsch und in der englischen Übersetzung, im Umfang von etwa einer halben DIN A4-Seite. </w:t>
+      </w:r>
+      <w:proofErr w:type="spellStart"/>
+      <w:r>
+        <w:rPr>
+          <w:rFonts w:cs="Times New Roman"/>
+          <w:color w:val="333333"/>
+          <w:shd w:val="clear" w:color="auto" w:fill="FFFFFF"/>
+          <w:lang w:val="en-US"/>
+        </w:rPr>
+        <w:t>Diese</w:t>
+      </w:r>
+      <w:proofErr w:type="spellEnd"/>
+      <w:r>
+        <w:rPr>
+          <w:rFonts w:cs="Times New Roman"/>
+          <w:color w:val="333333"/>
+          <w:shd w:val="clear" w:color="auto" w:fill="FFFFFF"/>
+          <w:lang w:val="en-US"/>
+        </w:rPr>
+        <w:t xml:space="preserve"> </w:t>
+      </w:r>
+      <w:proofErr w:type="spellStart"/>
+      <w:r>
+        <w:rPr>
+          <w:rFonts w:cs="Times New Roman"/>
+          <w:color w:val="333333"/>
+          <w:shd w:val="clear" w:color="auto" w:fill="FFFFFF"/>
+          <w:lang w:val="en-US"/>
+        </w:rPr>
+        <w:t>Zusammenfassungen</w:t>
+      </w:r>
+      <w:proofErr w:type="spellEnd"/>
+      <w:r>
+        <w:rPr>
+          <w:rFonts w:cs="Times New Roman"/>
+          <w:color w:val="333333"/>
+          <w:shd w:val="clear" w:color="auto" w:fill="FFFFFF"/>
+          <w:lang w:val="en-US"/>
+        </w:rPr>
+        <w:t xml:space="preserve"> </w:t>
+      </w:r>
+      <w:proofErr w:type="spellStart"/>
+      <w:r>
+        <w:rPr>
+          <w:rFonts w:cs="Times New Roman"/>
+          <w:color w:val="333333"/>
+          <w:shd w:val="clear" w:color="auto" w:fill="FFFFFF"/>
+          <w:lang w:val="en-US"/>
+        </w:rPr>
+        <w:t>dienen</w:t>
+      </w:r>
+      <w:proofErr w:type="spellEnd"/>
+      <w:r>
+        <w:rPr>
+          <w:rFonts w:cs="Times New Roman"/>
+          <w:color w:val="333333"/>
+          <w:shd w:val="clear" w:color="auto" w:fill="FFFFFF"/>
+          <w:lang w:val="en-US"/>
+        </w:rPr>
+        <w:t xml:space="preserve"> der </w:t>
+      </w:r>
+      <w:proofErr w:type="spellStart"/>
+      <w:r>
+        <w:rPr>
+          <w:rFonts w:cs="Times New Roman"/>
+          <w:color w:val="333333"/>
+          <w:shd w:val="clear" w:color="auto" w:fill="FFFFFF"/>
+          <w:lang w:val="en-US"/>
+        </w:rPr>
+        <w:t>inhaltlichen</w:t>
+      </w:r>
+      <w:proofErr w:type="spellEnd"/>
+      <w:r>
+        <w:rPr>
+          <w:rFonts w:cs="Times New Roman"/>
+          <w:color w:val="333333"/>
+          <w:shd w:val="clear" w:color="auto" w:fill="FFFFFF"/>
+          <w:lang w:val="en-US"/>
+        </w:rPr>
+        <w:t xml:space="preserve"> </w:t>
+      </w:r>
+      <w:proofErr w:type="spellStart"/>
+      <w:r>
+        <w:rPr>
+          <w:rFonts w:cs="Times New Roman"/>
+          <w:color w:val="333333"/>
+          <w:shd w:val="clear" w:color="auto" w:fill="FFFFFF"/>
+          <w:lang w:val="en-US"/>
+        </w:rPr>
+        <w:t>Verortung</w:t>
+      </w:r>
+      <w:proofErr w:type="spellEnd"/>
+      <w:r>
+        <w:rPr>
+          <w:rFonts w:cs="Times New Roman"/>
+          <w:color w:val="333333"/>
+          <w:shd w:val="clear" w:color="auto" w:fill="FFFFFF"/>
+          <w:lang w:val="en-US"/>
+        </w:rPr>
+        <w:t xml:space="preserve"> </w:t>
+      </w:r>
+      <w:proofErr w:type="spellStart"/>
+      <w:r>
+        <w:rPr>
+          <w:rFonts w:cs="Times New Roman"/>
+          <w:color w:val="333333"/>
+          <w:shd w:val="clear" w:color="auto" w:fill="FFFFFF"/>
+          <w:lang w:val="en-US"/>
+        </w:rPr>
+        <w:t>im</w:t>
+      </w:r>
+      <w:proofErr w:type="spellEnd"/>
+      <w:r>
+        <w:rPr>
+          <w:rFonts w:cs="Times New Roman"/>
+          <w:color w:val="333333"/>
+          <w:shd w:val="clear" w:color="auto" w:fill="FFFFFF"/>
+          <w:lang w:val="en-US"/>
+        </w:rPr>
+        <w:t xml:space="preserve"> </w:t>
+      </w:r>
+      <w:proofErr w:type="spellStart"/>
+      <w:r>
+        <w:rPr>
+          <w:rFonts w:cs="Times New Roman"/>
+          <w:color w:val="333333"/>
+          <w:shd w:val="clear" w:color="auto" w:fill="FFFFFF"/>
+          <w:lang w:val="en-US"/>
+        </w:rPr>
+        <w:t>Bibliothekskatalog</w:t>
+      </w:r>
+      <w:proofErr w:type="spellEnd"/>
+      <w:r>
+        <w:rPr>
+          <w:rFonts w:cs="Times New Roman"/>
+          <w:color w:val="333333"/>
+          <w:shd w:val="clear" w:color="auto" w:fill="FFFFFF"/>
+          <w:lang w:val="en-US"/>
+        </w:rPr>
+        <w:t>.</w:t>
       </w:r>
     </w:p>
     <w:p>
@@ -4298,6 +4439,7 @@
       </w:pPr>
       <w:bookmarkStart w:id="4" w:name="_Toc222484031"/>
       <w:r>
+        <w:lastRenderedPageBreak/>
         <w:t>Allgemeine Hinweise zur Verwendung dieser Vorlage</w:t>
       </w:r>
       <w:bookmarkEnd w:id="4"/>
@@ -4865,7 +5007,6 @@
           <w:noProof/>
           <w:lang w:eastAsia="de-DE"/>
         </w:rPr>
-        <w:lastRenderedPageBreak/>
         <mc:AlternateContent>
           <mc:Choice Requires="wps">
             <w:drawing>
@@ -4948,7 +5089,7 @@
           <w:lang w:eastAsia="de-DE"/>
         </w:rPr>
         <w:drawing>
-          <wp:anchor distT="0" distB="0" distL="114300" distR="114300" simplePos="0" relativeHeight="251672576" behindDoc="0" locked="0" layoutInCell="1" allowOverlap="1" wp14:anchorId="27273AA6" wp14:editId="08B47FAD">
+          <wp:anchor distT="0" distB="0" distL="114300" distR="114300" simplePos="0" relativeHeight="251672576" behindDoc="0" locked="0" layoutInCell="1" allowOverlap="1" wp14:anchorId="27273AA6" wp14:editId="74337E5E">
             <wp:simplePos x="0" y="0"/>
             <wp:positionH relativeFrom="margin">
               <wp:align>center</wp:align>
@@ -5089,6 +5230,7 @@
         <w:rPr>
           <w:rFonts w:cs="Times New Roman"/>
         </w:rPr>
+        <w:lastRenderedPageBreak/>
         <w:t>In</w:t>
       </w:r>
       <w:r>
@@ -5777,7 +5919,6 @@
         <w:rPr>
           <w:rFonts w:cs="Times New Roman"/>
         </w:rPr>
-        <w:lastRenderedPageBreak/>
         <w:t xml:space="preserve">Für Code können Sie eine nicht-proportionale Schriftart wie </w:t>
       </w:r>
       <w:r>
@@ -5928,6 +6069,7 @@
       </w:pPr>
       <w:bookmarkStart w:id="13" w:name="_Ref90629860"/>
       <w:r>
+        <w:lastRenderedPageBreak/>
         <w:t xml:space="preserve">Codeblock </w:t>
       </w:r>
       <w:r>
@@ -6046,6 +6188,7 @@
           <w:rFonts w:ascii="Courier New" w:hAnsi="Courier New" w:cs="Courier New"/>
           <w:sz w:val="20"/>
           <w:szCs w:val="20"/>
+          <w:lang w:val="en-US"/>
         </w:rPr>
       </w:pPr>
       <w:r>
@@ -6053,26 +6196,29 @@
           <w:rFonts w:ascii="Courier New" w:hAnsi="Courier New" w:cs="Courier New"/>
           <w:sz w:val="20"/>
           <w:szCs w:val="20"/>
-        </w:rPr>
-        <w:t xml:space="preserve">2     </w:t>
-      </w:r>
-      <w:proofErr w:type="spellStart"/>
+          <w:lang w:val="en-US"/>
+        </w:rPr>
+        <w:t xml:space="preserve">2     public static void </w:t>
+      </w:r>
+      <w:proofErr w:type="gramStart"/>
       <w:r>
         <w:rPr>
           <w:rFonts w:ascii="Courier New" w:hAnsi="Courier New" w:cs="Courier New"/>
           <w:sz w:val="20"/>
           <w:szCs w:val="20"/>
-        </w:rPr>
-        <w:t>public</w:t>
-      </w:r>
-      <w:proofErr w:type="spellEnd"/>
+          <w:lang w:val="en-US"/>
+        </w:rPr>
+        <w:t>main(</w:t>
+      </w:r>
+      <w:proofErr w:type="gramEnd"/>
       <w:r>
         <w:rPr>
           <w:rFonts w:ascii="Courier New" w:hAnsi="Courier New" w:cs="Courier New"/>
           <w:sz w:val="20"/>
           <w:szCs w:val="20"/>
-        </w:rPr>
-        <w:t xml:space="preserve"> </w:t>
+          <w:lang w:val="en-US"/>
+        </w:rPr>
+        <w:t xml:space="preserve">String </w:t>
       </w:r>
       <w:proofErr w:type="spellStart"/>
       <w:r>
@@ -6080,8 +6226,9 @@
           <w:rFonts w:ascii="Courier New" w:hAnsi="Courier New" w:cs="Courier New"/>
           <w:sz w:val="20"/>
           <w:szCs w:val="20"/>
-        </w:rPr>
-        <w:t>static</w:t>
+          <w:lang w:val="en-US"/>
+        </w:rPr>
+        <w:t>args</w:t>
       </w:r>
       <w:proofErr w:type="spellEnd"/>
       <w:r>
@@ -6089,82 +6236,9 @@
           <w:rFonts w:ascii="Courier New" w:hAnsi="Courier New" w:cs="Courier New"/>
           <w:sz w:val="20"/>
           <w:szCs w:val="20"/>
-        </w:rPr>
-        <w:t xml:space="preserve"> </w:t>
-      </w:r>
-      <w:proofErr w:type="spellStart"/>
-      <w:r>
-        <w:rPr>
-          <w:rFonts w:ascii="Courier New" w:hAnsi="Courier New" w:cs="Courier New"/>
-          <w:sz w:val="20"/>
-          <w:szCs w:val="20"/>
-        </w:rPr>
-        <w:t>void</w:t>
-      </w:r>
-      <w:proofErr w:type="spellEnd"/>
-      <w:r>
-        <w:rPr>
-          <w:rFonts w:ascii="Courier New" w:hAnsi="Courier New" w:cs="Courier New"/>
-          <w:sz w:val="20"/>
-          <w:szCs w:val="20"/>
-        </w:rPr>
-        <w:t xml:space="preserve"> </w:t>
-      </w:r>
-      <w:proofErr w:type="spellStart"/>
-      <w:proofErr w:type="gramStart"/>
-      <w:r>
-        <w:rPr>
-          <w:rFonts w:ascii="Courier New" w:hAnsi="Courier New" w:cs="Courier New"/>
-          <w:sz w:val="20"/>
-          <w:szCs w:val="20"/>
-        </w:rPr>
-        <w:t>main</w:t>
-      </w:r>
-      <w:proofErr w:type="spellEnd"/>
-      <w:r>
-        <w:rPr>
-          <w:rFonts w:ascii="Courier New" w:hAnsi="Courier New" w:cs="Courier New"/>
-          <w:sz w:val="20"/>
-          <w:szCs w:val="20"/>
-        </w:rPr>
-        <w:t>(</w:t>
-      </w:r>
-      <w:proofErr w:type="gramEnd"/>
-      <w:r>
-        <w:rPr>
-          <w:rFonts w:ascii="Courier New" w:hAnsi="Courier New" w:cs="Courier New"/>
-          <w:sz w:val="20"/>
-          <w:szCs w:val="20"/>
-        </w:rPr>
-        <w:t xml:space="preserve">String </w:t>
-      </w:r>
-      <w:proofErr w:type="spellStart"/>
-      <w:proofErr w:type="gramStart"/>
-      <w:r>
-        <w:rPr>
-          <w:rFonts w:ascii="Courier New" w:hAnsi="Courier New" w:cs="Courier New"/>
-          <w:sz w:val="20"/>
-          <w:szCs w:val="20"/>
-        </w:rPr>
-        <w:t>args</w:t>
-      </w:r>
-      <w:proofErr w:type="spellEnd"/>
-      <w:r>
-        <w:rPr>
-          <w:rFonts w:ascii="Courier New" w:hAnsi="Courier New" w:cs="Courier New"/>
-          <w:sz w:val="20"/>
-          <w:szCs w:val="20"/>
-        </w:rPr>
-        <w:t>[</w:t>
-      </w:r>
-      <w:proofErr w:type="gramEnd"/>
-      <w:r>
-        <w:rPr>
-          <w:rFonts w:ascii="Courier New" w:hAnsi="Courier New" w:cs="Courier New"/>
-          <w:sz w:val="20"/>
-          <w:szCs w:val="20"/>
-        </w:rPr>
-        <w:t>]) {</w:t>
+          <w:lang w:val="en-US"/>
+        </w:rPr>
+        <w:t>[]) {</w:t>
       </w:r>
     </w:p>
     <w:p>
@@ -6184,6 +6258,7 @@
           <w:rFonts w:ascii="Courier New" w:hAnsi="Courier New" w:cs="Courier New"/>
           <w:sz w:val="20"/>
           <w:szCs w:val="20"/>
+          <w:lang w:val="en-US"/>
         </w:rPr>
       </w:pPr>
       <w:r>
@@ -6191,6 +6266,7 @@
           <w:rFonts w:ascii="Courier New" w:hAnsi="Courier New" w:cs="Courier New"/>
           <w:sz w:val="20"/>
           <w:szCs w:val="20"/>
+          <w:lang w:val="en-US"/>
         </w:rPr>
         <w:t xml:space="preserve">3         </w:t>
       </w:r>
@@ -6200,6 +6276,7 @@
           <w:rFonts w:ascii="Courier New" w:hAnsi="Courier New" w:cs="Courier New"/>
           <w:sz w:val="20"/>
           <w:szCs w:val="20"/>
+          <w:lang w:val="en-US"/>
         </w:rPr>
         <w:t>System.out.println</w:t>
       </w:r>
@@ -6209,27 +6286,21 @@
           <w:rFonts w:ascii="Courier New" w:hAnsi="Courier New" w:cs="Courier New"/>
           <w:sz w:val="20"/>
           <w:szCs w:val="20"/>
-        </w:rPr>
-        <w:t xml:space="preserve">("Hello, </w:t>
-      </w:r>
-      <w:proofErr w:type="spellStart"/>
+          <w:lang w:val="en-US"/>
+        </w:rPr>
+        <w:t>("Hello, world!"</w:t>
+      </w:r>
+      <w:proofErr w:type="gramStart"/>
       <w:r>
         <w:rPr>
           <w:rFonts w:ascii="Courier New" w:hAnsi="Courier New" w:cs="Courier New"/>
           <w:sz w:val="20"/>
           <w:szCs w:val="20"/>
-        </w:rPr>
-        <w:t>world</w:t>
-      </w:r>
-      <w:proofErr w:type="spellEnd"/>
-      <w:r>
-        <w:rPr>
-          <w:rFonts w:ascii="Courier New" w:hAnsi="Courier New" w:cs="Courier New"/>
-          <w:sz w:val="20"/>
-          <w:szCs w:val="20"/>
-        </w:rPr>
-        <w:t>!");</w:t>
-      </w:r>
+          <w:lang w:val="en-US"/>
+        </w:rPr>
+        <w:t>);</w:t>
+      </w:r>
+      <w:proofErr w:type="gramEnd"/>
     </w:p>
     <w:p>
       <w:pPr>
@@ -6965,7 +7036,6 @@
           <w:noProof/>
           <w:lang w:eastAsia="de-DE"/>
         </w:rPr>
-        <w:lastRenderedPageBreak/>
         <w:drawing>
           <wp:inline distT="0" distB="0" distL="0" distR="0" wp14:anchorId="21F2ABC9" wp14:editId="15C6EB60">
             <wp:extent cx="2346866" cy="2019300"/>
@@ -7066,6 +7136,7 @@
         <w:rPr>
           <w:rFonts w:cs="Times New Roman"/>
         </w:rPr>
+        <w:lastRenderedPageBreak/>
         <w:t xml:space="preserve">Die Beschriftung von Tabellen steht in der Regel, wie bei Codeblöcken, </w:t>
       </w:r>
       <w:r>
@@ -7846,7 +7917,6 @@
       </w:pPr>
       <w:bookmarkStart w:id="28" w:name="_Toc222484038"/>
       <w:r>
-        <w:lastRenderedPageBreak/>
         <w:t>Einleitung</w:t>
       </w:r>
       <w:bookmarkEnd w:id="28"/>
@@ -7883,6 +7953,7 @@
       </w:pPr>
       <w:bookmarkStart w:id="30" w:name="_Toc222484040"/>
       <w:r>
+        <w:lastRenderedPageBreak/>
         <w:t>Methodik</w:t>
       </w:r>
       <w:bookmarkEnd w:id="30"/>
@@ -7915,15 +7986,21 @@
     </w:p>
     <w:p>
       <w:r>
-        <w:t>Dieser komplexe Prozess lässt sich grob in vier aufeinanderfolgende Phasen unterteilen, die in Abbildung X [</w:t>
-      </w:r>
-      <w:proofErr w:type="gramStart"/>
-      <w:r>
-        <w:t>Hier</w:t>
-      </w:r>
-      <w:proofErr w:type="gramEnd"/>
-      <w:r>
-        <w:t xml:space="preserve"> Verweis auf dein PowerPoint-Flussdiagramm einfügen] schematisch dargestellt sind:</w:t>
+        <w:t xml:space="preserve">Dieser komplexe Prozess lässt sich grob in vier aufeinanderfolgende Phasen unterteilen, die in Abbildung </w:t>
+      </w:r>
+      <w:commentRangeStart w:id="32"/>
+      <w:r>
+        <w:t>X</w:t>
+      </w:r>
+      <w:commentRangeEnd w:id="32"/>
+      <w:r>
+        <w:rPr>
+          <w:rStyle w:val="Kommentarzeichen"/>
+        </w:rPr>
+        <w:commentReference w:id="32"/>
+      </w:r>
+      <w:r>
+        <w:t xml:space="preserve"> schematisch dargestellt sind:</w:t>
       </w:r>
     </w:p>
     <w:p>
@@ -8001,19 +8078,47 @@
         <w:t>Lokale 3D-Rückprojektion:</w:t>
       </w:r>
       <w:r>
-        <w:t xml:space="preserve"> Da ein 2D-Pixel allein keine Entfernungsinformation enthält, wird der zugehörige Distanzwert am Fußpunkt aus der DVSO-Tiefenkarte extrahiert. Um Mess</w:t>
-      </w:r>
-      <w:r>
-        <w:lastRenderedPageBreak/>
-        <w:t xml:space="preserve">fehler abzufangen, kommt hierbei ein lokaler Median-Filter zum Einsatz. Mit Hilfe dieses validierten Tiefenwertes und den intrinsischen Kameraparametern () wird der 2D-Pixel in einen dreidimensionalen Vektor im lokalen Kamerakoordinatensystem </w:t>
-      </w:r>
+        <w:t xml:space="preserve"> Da ein 2D-Pixel allein keine Entfernungsinformation enthält, wird der zugehörige Distanzwert am Fußpunkt aus der DVSO-Tiefenkarte extrahiert. Um Messfehler abzufangen, kommt hierbei ein lokaler Median-Filter zum Einsatz. Mit Hilfe dieses validierten Tiefenwertes und den intrinsischen Kameraparametern (</w:t>
+      </w:r>
+      <w:commentRangeStart w:id="33"/>
+      <w:proofErr w:type="spellStart"/>
       <w:proofErr w:type="gramStart"/>
       <w:r>
-        <w:t>( in</w:t>
+        <w:t>fx</w:t>
+      </w:r>
+      <w:proofErr w:type="spellEnd"/>
+      <w:r>
+        <w:t>​,</w:t>
+      </w:r>
+      <w:proofErr w:type="spellStart"/>
+      <w:r>
+        <w:t>fy</w:t>
+      </w:r>
+      <w:proofErr w:type="spellEnd"/>
+      <w:r>
+        <w:t>​</w:t>
       </w:r>
       <w:proofErr w:type="gramEnd"/>
       <w:r>
-        <w:t xml:space="preserve"> Metern) umgerechnet.</w:t>
+        <w:t>,cx​,</w:t>
+      </w:r>
+      <w:proofErr w:type="spellStart"/>
+      <w:r>
+        <w:t>cy</w:t>
+      </w:r>
+      <w:commentRangeEnd w:id="33"/>
+      <w:proofErr w:type="spellEnd"/>
+      <w:r>
+        <w:rPr>
+          <w:rStyle w:val="Kommentarzeichen"/>
+        </w:rPr>
+        <w:commentReference w:id="33"/>
+      </w:r>
+      <w:r>
+        <w:t>​</w:t>
+      </w:r>
+      <w:r>
+        <w:t>) wird der 2D-Pixel in einen dreidimensionalen Vektor im lokalen Kamerakoordinatensystem (in Metern) umgerechnet.</w:t>
       </w:r>
     </w:p>
     <w:p>
@@ -8069,7 +8174,7 @@
         </w:rPr>
         <w:lastRenderedPageBreak/>
         <w:drawing>
-          <wp:inline distT="0" distB="0" distL="0" distR="0" wp14:anchorId="74C5D217" wp14:editId="1811C1CE">
+          <wp:inline distT="0" distB="0" distL="0" distR="0" wp14:anchorId="74C5D217" wp14:editId="456FFC6B">
             <wp:extent cx="4576404" cy="8121650"/>
             <wp:effectExtent l="0" t="0" r="0" b="0"/>
             <wp:docPr id="1740668288" name="Grafik 7" descr="Ein Bild, das Text, Screenshot, Design, Schrift enthält."/>
@@ -8084,7 +8189,7 @@
                     <pic:cNvPicPr/>
                   </pic:nvPicPr>
                   <pic:blipFill>
-                    <a:blip r:embed="rId20" cstate="print">
+                    <a:blip r:embed="rId24" cstate="print">
                       <a:extLst>
                         <a:ext uri="{28A0092B-C50C-407E-A947-70E740481C1C}">
                           <a14:useLocalDpi xmlns:a14="http://schemas.microsoft.com/office/drawing/2010/main" val="0"/>
@@ -8115,7 +8220,7 @@
       <w:pPr>
         <w:pStyle w:val="Beschriftung"/>
       </w:pPr>
-      <w:bookmarkStart w:id="32" w:name="_Toc222498729"/>
+      <w:bookmarkStart w:id="34" w:name="_Toc222498729"/>
       <w:r>
         <w:t xml:space="preserve">Abbildung </w:t>
       </w:r>
@@ -8155,7 +8260,7 @@
         </w:rPr>
         <w:t>Schematische Darstellung der entwickelten Verarbeitungspipeline. Der Prozess umfasst das Einlesen der Sensordaten, die 2D-Objekterkennung mittels YOLO, die Extraktion der Tiefe sowie die Transformation der lokalen 3D-Koordinaten in globale GPS-Längen- und Breitengrade.</w:t>
       </w:r>
-      <w:bookmarkEnd w:id="32"/>
+      <w:bookmarkEnd w:id="34"/>
     </w:p>
     <w:p>
       <w:pPr>
@@ -8171,9 +8276,411 @@
       </w:pPr>
       <w:r>
         <w:lastRenderedPageBreak/>
+        <w:t>Datenfusion und Vorverarbeitung</w:t>
+      </w:r>
+    </w:p>
+    <w:p>
+      <w:pPr>
+        <w:pStyle w:val="StandardWeb"/>
+      </w:pPr>
+      <w:r>
+        <w:t xml:space="preserve">Der erste Schritt der iterativen Pipeline besteht in der synchronisierten Bereitstellung und Validierung der multimodalen Sensordaten. Über die Schnittstelle des </w:t>
+      </w:r>
+      <w:proofErr w:type="spellStart"/>
+      <w:r>
+        <w:rPr>
+          <w:rStyle w:val="HTMLCode"/>
+        </w:rPr>
+        <w:t>DataReader</w:t>
+      </w:r>
+      <w:proofErr w:type="spellEnd"/>
+      <w:r>
+        <w:t>-Moduls werden für jeden Zeitschritt das aktuelle RGB-Bild der linken Kamera, die zugehörige DVSO-Tiefenkarte, die intrinsische Kamerakalibrierung sowie die Trajektorien-Matrix (</w:t>
+      </w:r>
+      <w:proofErr w:type="spellStart"/>
+      <w:r>
+        <w:rPr>
+          <w:rStyle w:val="mord"/>
+        </w:rPr>
+        <w:t>Tworld_cam</w:t>
+      </w:r>
+      <w:proofErr w:type="spellEnd"/>
+      <w:r>
+        <w:rPr>
+          <w:rStyle w:val="vlist-s"/>
+        </w:rPr>
+        <w:t>​</w:t>
+      </w:r>
+      <w:r>
+        <w:t>) des Roboters in ein gemeinsames Datenobjekt geladen.</w:t>
+      </w:r>
+    </w:p>
+    <w:p>
+      <w:pPr>
+        <w:pStyle w:val="StandardWeb"/>
+      </w:pPr>
+      <w:r>
+        <w:t xml:space="preserve">Um die Robustheit der Pipeline zu gewährleisten, findet zunächst eine Datenvalidierung statt. Iterationen, in denen fehlerhafte oder unvollständige Datensätze vorliegen (beispielsweise fehlende Bild- oder </w:t>
+      </w:r>
+      <w:proofErr w:type="spellStart"/>
+      <w:r>
+        <w:t>Trajektoriendaten</w:t>
+      </w:r>
+      <w:proofErr w:type="spellEnd"/>
+      <w:r>
+        <w:t>), werden frühzeitig erkannt und übersprungen. Da die Aufnahmefrequenz des Roboters im Verhältnis zur gefahrenen Geschwindigkeit sehr hoch ist, weisen aufeinanderfolgende Bilder eine starke Überlappung auf. Um redundante Berechnungen zu vermeiden und die Ausführungsgeschwindigkeit der Pipeline zu optimieren, wurde eine Frame-Skip-Logik implementiert, bei der standardmäßig nur jedes zehnte Bild (</w:t>
+      </w:r>
+      <w:r>
+        <w:rPr>
+          <w:rStyle w:val="HTMLCode"/>
+        </w:rPr>
+        <w:t>SKIP_IMAGES = 10</w:t>
+      </w:r>
+      <w:r>
+        <w:t>) verarbeitet wird.</w:t>
+      </w:r>
+    </w:p>
+    <w:p>
+      <w:pPr>
+        <w:pStyle w:val="StandardWeb"/>
+      </w:pPr>
+      <w:r>
+        <w:t xml:space="preserve">Sind die Daten valide, folgt die räumliche Vorverarbeitung des RGB-Bildes. Bedingt durch die physische Montage der Kamera am SAMSON-Roboter liegen die nativen Rohbilder gekippt vor. Um sicherzustellen, dass das nachfolgende neuronale Netz mit aufrechten und plausiblen Objektstrukturen gespeist wird, wird das RGB-Bild mittels einer </w:t>
+      </w:r>
+      <w:proofErr w:type="spellStart"/>
+      <w:r>
+        <w:t>OpenCV</w:t>
+      </w:r>
+      <w:proofErr w:type="spellEnd"/>
+      <w:r>
+        <w:t>-Transformation um 90 Grad im Uhrzeigersinn rotiert (</w:t>
+      </w:r>
+      <w:r>
+        <w:rPr>
+          <w:rStyle w:val="HTMLCode"/>
+        </w:rPr>
+        <w:t>cv2.ROTATE_90_CLOCKWISE</w:t>
+      </w:r>
+      <w:r>
+        <w:t>). Erst dieses korrigierte Bild wird als Eingabe (Input) für die anschließende 2D-Objekterkennung freigegeben.</w:t>
+      </w:r>
+    </w:p>
+    <w:p>
+      <w:pPr>
+        <w:pStyle w:val="berschrift2"/>
+      </w:pPr>
+      <w:r>
         <w:t>2D-Objekterkennung und Segment-Filterung</w:t>
       </w:r>
     </w:p>
+    <w:p>
+      <w:pPr>
+        <w:pStyle w:val="StandardWeb"/>
+      </w:pPr>
+      <w:r>
+        <w:t xml:space="preserve">Zu Beginn jedes Iterationsschrittes der Pipeline wird das aktuelle RGB-Bild </w:t>
+      </w:r>
+      <w:r>
+        <w:t>einer</w:t>
+      </w:r>
+      <w:r>
+        <w:t xml:space="preserve"> Kamera eingelesen und vorverarbeitet. Da die Rohbilder sensorbedingt gekippt vorliegen können, erfolgt zunächst eine rechnerische Rotation um 90 Grad im Uhrzeigersinn. Dies stellt sicher, dass das anschließende neuronale Netz mit korrekt ausgerichteten Bilddaten gespeist wird. Für die eigentliche Detektion kommt ein vortrainiertes YOLO-Modell (</w:t>
+      </w:r>
+      <w:proofErr w:type="spellStart"/>
+      <w:r>
+        <w:t>You</w:t>
+      </w:r>
+      <w:proofErr w:type="spellEnd"/>
+      <w:r>
+        <w:t xml:space="preserve"> </w:t>
+      </w:r>
+      <w:proofErr w:type="spellStart"/>
+      <w:r>
+        <w:t>Only</w:t>
+      </w:r>
+      <w:proofErr w:type="spellEnd"/>
+      <w:r>
+        <w:t xml:space="preserve"> Look </w:t>
+      </w:r>
+      <w:proofErr w:type="spellStart"/>
+      <w:r>
+        <w:t>Once</w:t>
+      </w:r>
+      <w:proofErr w:type="spellEnd"/>
+      <w:r>
+        <w:t xml:space="preserve">) zum Einsatz, welches spezifisch auf die Erkennung der Zielklasse Baumstamm (im Datensatz als </w:t>
+      </w:r>
+      <w:proofErr w:type="spellStart"/>
+      <w:r>
+        <w:rPr>
+          <w:i/>
+          <w:iCs/>
+        </w:rPr>
+        <w:t>trunk</w:t>
+      </w:r>
+      <w:proofErr w:type="spellEnd"/>
+      <w:r>
+        <w:t xml:space="preserve"> definiert) appliziert wird. Die Inferenz des Modells liefert für jedes erkannte Objekt sowohl eine </w:t>
+      </w:r>
+      <w:proofErr w:type="spellStart"/>
+      <w:r>
+        <w:t>Bounding</w:t>
+      </w:r>
+      <w:proofErr w:type="spellEnd"/>
+      <w:r>
+        <w:t>-Box als auch eine pixelgenaue Segmentierungsmaske. Um Fehldetektionen zu minimieren, werden alle Erkennungen unterhalb eines definierten Konfidenzwertes (Confidence Score) verworfen.</w:t>
+      </w:r>
+    </w:p>
+    <w:p>
+      <w:pPr>
+        <w:pStyle w:val="StandardWeb"/>
+      </w:pPr>
+      <w:r>
+        <w:rPr>
+          <w:b/>
+          <w:bCs/>
+        </w:rPr>
+        <w:t>Problemstellung der Fragmentierung</w:t>
+      </w:r>
+      <w:r>
+        <w:t xml:space="preserve"> In der landwirtschaftlichen Praxis – bedingt durch komplexe Aststrukturen, Blattwerk oder Verdeckungen durch Pfosten – kommt es häufig vor, dass das Modell einen einzelnen, durchgehenden Baumstamm fälschlicherweise </w:t>
+      </w:r>
+      <w:proofErr w:type="gramStart"/>
+      <w:r>
+        <w:t>in mehrere separate, vertikal übereinanderliegende Segmente</w:t>
+      </w:r>
+      <w:proofErr w:type="gramEnd"/>
+      <w:r>
+        <w:t xml:space="preserve"> unterteilt. Würden diese </w:t>
+      </w:r>
+      <w:proofErr w:type="spellStart"/>
+      <w:r>
+        <w:t>Bounding</w:t>
+      </w:r>
+      <w:proofErr w:type="spellEnd"/>
+      <w:r>
+        <w:t>-Boxen einzeln als separate Bäume interpretiert und verarbeitet, käme es zu signifikanten Mehrfacherfassungen in der finalen GPS-Kartierung. Zudem ist für eine korrekte 3D-Georeferenzierung zwingend der Kontaktpunkt des Stammes mit dem Boden (der Fußpunkt) erforderlich, welcher in den oberen Stammsegmenten naturgemäß fehlt.</w:t>
+      </w:r>
+    </w:p>
+    <w:p>
+      <w:pPr>
+        <w:pStyle w:val="StandardWeb"/>
+      </w:pPr>
+      <w:r>
+        <w:rPr>
+          <w:b/>
+          <w:bCs/>
+        </w:rPr>
+        <w:t>Algorithmische Segment-Filterung (</w:t>
+      </w:r>
+      <w:proofErr w:type="spellStart"/>
+      <w:r>
+        <w:rPr>
+          <w:rStyle w:val="HTMLCode"/>
+          <w:b/>
+          <w:bCs/>
+        </w:rPr>
+        <w:t>filter_vertical_segments</w:t>
+      </w:r>
+      <w:proofErr w:type="spellEnd"/>
+      <w:r>
+        <w:rPr>
+          <w:b/>
+          <w:bCs/>
+        </w:rPr>
+        <w:t>)</w:t>
+      </w:r>
+      <w:r>
+        <w:t xml:space="preserve"> Um diese Fehlinterpretationen algorithmisch zu bereinigen, wurde eine dedizierte Filterfunktion entwickelt. Ziel dieses Filters ist es, vertikal gestapelte Segmente desselben Baumes zu einer logischen Einheit </w:t>
+      </w:r>
+      <w:r>
+        <w:lastRenderedPageBreak/>
+        <w:t>zusammenzufassen und ausschließlich das unterste Segment für die weitere Berechnung beizubehalten.</w:t>
+      </w:r>
+    </w:p>
+    <w:p>
+      <w:pPr>
+        <w:pStyle w:val="StandardWeb"/>
+      </w:pPr>
+      <w:r>
+        <w:t>Der Algorithmus extrahiert hierfür zunächst die geometrischen Mittelpunkte der x-Achse (</w:t>
+      </w:r>
+      <w:proofErr w:type="spellStart"/>
+      <w:r>
+        <w:rPr>
+          <w:rStyle w:val="mord"/>
+        </w:rPr>
+        <w:t>center_x</w:t>
+      </w:r>
+      <w:proofErr w:type="spellEnd"/>
+      <w:r>
+        <w:t>) sowie die unteren Kanten (</w:t>
+      </w:r>
+      <w:proofErr w:type="spellStart"/>
+      <w:r>
+        <w:rPr>
+          <w:rStyle w:val="mord"/>
+        </w:rPr>
+        <w:t>y_bottom</w:t>
+      </w:r>
+      <w:proofErr w:type="spellEnd"/>
+      <w:r>
+        <w:t xml:space="preserve">) aller detektierten </w:t>
+      </w:r>
+      <w:proofErr w:type="spellStart"/>
+      <w:r>
+        <w:t>Bounding</w:t>
+      </w:r>
+      <w:proofErr w:type="spellEnd"/>
+      <w:r>
+        <w:t xml:space="preserve">-Boxen. Anschließend werden die Boxen entlang der Bildbreite (von links nach rechts) sortiert. In einem iterativen Prozess werden nun alle Segmente, deren horizontale Mittelpunkte innerhalb eines definierten Toleranzbereichs (im Code </w:t>
+      </w:r>
+      <w:r>
+        <w:rPr>
+          <w:rStyle w:val="HTMLCode"/>
+        </w:rPr>
+        <w:t xml:space="preserve">X_THRESHOLD = </w:t>
+      </w:r>
+      <w:commentRangeStart w:id="35"/>
+      <w:r>
+        <w:rPr>
+          <w:rStyle w:val="HTMLCode"/>
+        </w:rPr>
+        <w:t>100</w:t>
+      </w:r>
+      <w:commentRangeEnd w:id="35"/>
+      <w:r>
+        <w:rPr>
+          <w:rStyle w:val="Kommentarzeichen"/>
+          <w:rFonts w:eastAsiaTheme="minorHAnsi" w:cstheme="minorBidi"/>
+          <w:lang w:eastAsia="en-US"/>
+        </w:rPr>
+        <w:commentReference w:id="35"/>
+      </w:r>
+      <w:r>
+        <w:t xml:space="preserve"> Pixel) liegen, als zusammengehörig klassifiziert und gruppiert. Aus jeder identifizierten Gruppe wird abschließend das Segment mit dem größten y-Wert ermittelt, was im Bildkoordinatensystem dem tiefsten Punkt und somit dem Fuß des Baumes entspricht. Alle darüberliegenden Segmente werden verworfen.</w:t>
+      </w:r>
+    </w:p>
+    <w:p>
+      <w:pPr>
+        <w:pStyle w:val="StandardWeb"/>
+      </w:pPr>
+      <w:r>
+        <w:rPr>
+          <w:b/>
+          <w:bCs/>
+        </w:rPr>
+        <w:t>Extraktion des Fußpunktes und Rückrotation</w:t>
+      </w:r>
+      <w:r>
+        <w:t xml:space="preserve"> Aus der Segmentierungsmaske der verbliebenen, validen </w:t>
+      </w:r>
+      <w:proofErr w:type="spellStart"/>
+      <w:r>
+        <w:t>Bounding</w:t>
+      </w:r>
+      <w:proofErr w:type="spellEnd"/>
+      <w:r>
+        <w:t>-Box wird schließlich der Pixel mit der maximalen y-Koordinate als finaler 2D-Fußpunkt (</w:t>
+      </w:r>
+      <w:proofErr w:type="spellStart"/>
+      <w:proofErr w:type="gramStart"/>
+      <w:r>
+        <w:rPr>
+          <w:rStyle w:val="mord"/>
+        </w:rPr>
+        <w:t>urot</w:t>
+      </w:r>
+      <w:proofErr w:type="spellEnd"/>
+      <w:r>
+        <w:rPr>
+          <w:rStyle w:val="vlist-s"/>
+        </w:rPr>
+        <w:t>​</w:t>
+      </w:r>
+      <w:r>
+        <w:rPr>
+          <w:rStyle w:val="mpunct"/>
+        </w:rPr>
+        <w:t>,</w:t>
+      </w:r>
+      <w:proofErr w:type="spellStart"/>
+      <w:r>
+        <w:rPr>
+          <w:rStyle w:val="mord"/>
+        </w:rPr>
+        <w:t>vrot</w:t>
+      </w:r>
+      <w:proofErr w:type="spellEnd"/>
+      <w:r>
+        <w:rPr>
+          <w:rStyle w:val="vlist-s"/>
+        </w:rPr>
+        <w:t>​</w:t>
+      </w:r>
+      <w:proofErr w:type="gramEnd"/>
+      <w:r>
+        <w:t xml:space="preserve">) extrahiert. Da die nachfolgende DVSO-Tiefenkarte auf das </w:t>
+      </w:r>
+      <w:proofErr w:type="spellStart"/>
+      <w:r>
+        <w:t>unrotierte</w:t>
+      </w:r>
+      <w:proofErr w:type="spellEnd"/>
+      <w:r>
+        <w:t xml:space="preserve"> Originalbild kalibriert ist, muss dieser Punkt im letzten Schritt der 2D-Verarbeitung über eine geometrische Funktion (</w:t>
+      </w:r>
+      <w:proofErr w:type="spellStart"/>
+      <w:r>
+        <w:rPr>
+          <w:rStyle w:val="HTMLCode"/>
+        </w:rPr>
+        <w:t>rotate_point_back</w:t>
+      </w:r>
+      <w:proofErr w:type="spellEnd"/>
+      <w:r>
+        <w:t>) in das ursprüngliche Koordinatensystem des Originalbildes (</w:t>
+      </w:r>
+      <w:proofErr w:type="spellStart"/>
+      <w:proofErr w:type="gramStart"/>
+      <w:r>
+        <w:rPr>
+          <w:rStyle w:val="mord"/>
+        </w:rPr>
+        <w:t>uorig</w:t>
+      </w:r>
+      <w:proofErr w:type="spellEnd"/>
+      <w:r>
+        <w:rPr>
+          <w:rStyle w:val="vlist-s"/>
+        </w:rPr>
+        <w:t>​</w:t>
+      </w:r>
+      <w:r>
+        <w:rPr>
+          <w:rStyle w:val="mpunct"/>
+        </w:rPr>
+        <w:t>,</w:t>
+      </w:r>
+      <w:r>
+        <w:rPr>
+          <w:rStyle w:val="mord"/>
+        </w:rPr>
+        <w:t>vorig</w:t>
+      </w:r>
+      <w:r>
+        <w:rPr>
+          <w:rStyle w:val="vlist-s"/>
+        </w:rPr>
+        <w:t>​</w:t>
+      </w:r>
+      <w:proofErr w:type="gramEnd"/>
+      <w:r>
+        <w:t>) zurückgerechnet werden. Erst dieser korrigierte Punkt wird an die 3D-Verarbeitung weitergereicht.</w:t>
+      </w:r>
+    </w:p>
+    <w:p/>
+    <w:p/>
     <w:p>
       <w:pPr>
         <w:pStyle w:val="Beschriftung"/>
@@ -8185,12 +8692,12 @@
         <w:pStyle w:val="berschrift1ohneNummer"/>
         <w:pageBreakBefore/>
       </w:pPr>
-      <w:bookmarkStart w:id="33" w:name="_Toc222484042"/>
+      <w:bookmarkStart w:id="36" w:name="_Toc222484042"/>
       <w:r>
         <w:lastRenderedPageBreak/>
         <w:t>Literaturverzeichnis</w:t>
       </w:r>
-      <w:bookmarkEnd w:id="33"/>
+      <w:bookmarkEnd w:id="36"/>
     </w:p>
     <w:p>
       <w:pPr>
@@ -8255,7 +8762,7 @@
         </w:rPr>
         <w:t xml:space="preserve">Falls keine Angaben gemacht werden, können Sie sich z. B. am </w:t>
       </w:r>
-      <w:hyperlink r:id="rId21" w:history="1">
+      <w:hyperlink r:id="rId25" w:history="1">
         <w:r>
           <w:rPr>
             <w:rStyle w:val="Hyperlink"/>
@@ -8389,7 +8896,7 @@
           <w:rFonts w:cs="Times New Roman"/>
         </w:rPr>
         <w:sectPr>
-          <w:headerReference w:type="default" r:id="rId22"/>
+          <w:headerReference w:type="default" r:id="rId26"/>
           <w:type w:val="continuous"/>
           <w:pgSz w:w="11906" w:h="16838"/>
           <w:pgMar w:top="1417" w:right="1417" w:bottom="1134" w:left="1417" w:header="708" w:footer="708" w:gutter="0"/>
@@ -8403,12 +8910,12 @@
         <w:pStyle w:val="berschrift1ohneNummer"/>
         <w:pageBreakBefore/>
       </w:pPr>
-      <w:bookmarkStart w:id="34" w:name="_Toc222484043"/>
+      <w:bookmarkStart w:id="37" w:name="_Toc222484043"/>
       <w:r>
         <w:lastRenderedPageBreak/>
         <w:t>Anhang</w:t>
       </w:r>
-      <w:bookmarkEnd w:id="34"/>
+      <w:bookmarkEnd w:id="37"/>
     </w:p>
     <w:p>
       <w:pPr>
@@ -8493,12 +9000,12 @@
         <w:pStyle w:val="berschrift1ohneNummer"/>
         <w:pageBreakBefore/>
       </w:pPr>
-      <w:bookmarkStart w:id="35" w:name="_Toc222484044"/>
+      <w:bookmarkStart w:id="38" w:name="_Toc222484044"/>
       <w:r>
         <w:lastRenderedPageBreak/>
         <w:t>Eigenständigkeitserklärung</w:t>
       </w:r>
-      <w:bookmarkEnd w:id="35"/>
+      <w:bookmarkEnd w:id="38"/>
       <w:r>
         <w:t xml:space="preserve"> </w:t>
       </w:r>
@@ -8877,7 +9384,7 @@
       </w:pPr>
     </w:p>
     <w:sectPr>
-      <w:headerReference w:type="default" r:id="rId23"/>
+      <w:headerReference w:type="default" r:id="rId27"/>
       <w:type w:val="continuous"/>
       <w:pgSz w:w="11906" w:h="16838"/>
       <w:pgMar w:top="1417" w:right="1417" w:bottom="1134" w:left="1417" w:header="708" w:footer="708" w:gutter="0"/>
@@ -8886,6 +9393,86 @@
     </w:sectPr>
   </w:body>
 </w:document>
+</file>
+
+<file path=word/comments.xml><?xml version="1.0" encoding="utf-8"?>
+<w:comments xmlns:wpc="http://schemas.microsoft.com/office/word/2010/wordprocessingCanvas" xmlns:cx="http://schemas.microsoft.com/office/drawing/2014/chartex" xmlns:cx1="http://schemas.microsoft.com/office/drawing/2015/9/8/chartex" xmlns:cx2="http://schemas.microsoft.com/office/drawing/2015/10/21/chartex" xmlns:cx3="http://schemas.microsoft.com/office/drawing/2016/5/9/chartex" xmlns:cx4="http://schemas.microsoft.com/office/drawing/2016/5/10/chartex" xmlns:cx5="http://schemas.microsoft.com/office/drawing/2016/5/11/chartex" xmlns:cx6="http://schemas.microsoft.com/office/drawing/2016/5/12/chartex" xmlns:cx7="http://schemas.microsoft.com/office/drawing/2016/5/13/chartex" xmlns:cx8="http://schemas.microsoft.com/office/drawing/2016/5/14/chartex" xmlns:mc="http://schemas.openxmlformats.org/markup-compatibility/2006" xmlns:aink="http://schemas.microsoft.com/office/drawing/2016/ink" xmlns:am3d="http://schemas.microsoft.com/office/drawing/2017/model3d" xmlns:o="urn:schemas-microsoft-com:office:office" xmlns:oel="http://schemas.microsoft.com/office/2019/extlst" xmlns:r="http://schemas.openxmlformats.org/officeDocument/2006/relationships" xmlns:m="http://schemas.openxmlformats.org/officeDocument/2006/math" xmlns:v="urn:schemas-microsoft-com:vml" xmlns:wp14="http://schemas.microsoft.com/office/word/2010/wordprocessingDrawing" xmlns:wp="http://schemas.openxmlformats.org/drawingml/2006/wordprocessingDrawing" xmlns:w10="urn:schemas-microsoft-com:office:word" xmlns:w="http://schemas.openxmlformats.org/wordprocessingml/2006/main" xmlns:w14="http://schemas.microsoft.com/office/word/2010/wordml" xmlns:w15="http://schemas.microsoft.com/office/word/2012/wordml" xmlns:w16cex="http://schemas.microsoft.com/office/word/2018/wordml/cex" xmlns:w16cid="http://schemas.microsoft.com/office/word/2016/wordml/cid" xmlns:w16="http://schemas.microsoft.com/office/word/2018/wordml" xmlns:w16du="http://schemas.microsoft.com/office/word/2023/wordml/word16du" xmlns:w16sdtdh="http://schemas.microsoft.com/office/word/2020/wordml/sdtdatahash" xmlns:w16sdtfl="http://schemas.microsoft.com/office/word/2024/wordml/sdtformatlock" xmlns:w16se="http://schemas.microsoft.com/office/word/2015/wordml/symex" xmlns:wpg="http://schemas.microsoft.com/office/word/2010/wordprocessingGroup" xmlns:wpi="http://schemas.microsoft.com/office/word/2010/wordprocessingInk" xmlns:wne="http://schemas.microsoft.com/office/word/2006/wordml" xmlns:wps="http://schemas.microsoft.com/office/word/2010/wordprocessingShape" mc:Ignorable="w14 w15 w16se w16cid w16 w16cex w16sdtdh w16sdtfl w16du wp14">
+  <w:comment w:id="32" w:author="Philipp Günther" w:date="2026-02-23T14:06:00Z" w:initials="PG">
+    <w:p>
+      <w:pPr>
+        <w:pStyle w:val="Kommentartext"/>
+        <w:jc w:val="left"/>
+      </w:pPr>
+      <w:r>
+        <w:rPr>
+          <w:rStyle w:val="Kommentarzeichen"/>
+        </w:rPr>
+        <w:annotationRef/>
+      </w:r>
+      <w:r>
+        <w:t>ABBILDUNGS NUMMER HIER REIN</w:t>
+      </w:r>
+    </w:p>
+  </w:comment>
+  <w:comment w:id="33" w:author="Philipp Günther" w:date="2026-02-23T14:06:00Z" w:initials="PG">
+    <w:p>
+      <w:pPr>
+        <w:pStyle w:val="Kommentartext"/>
+        <w:jc w:val="left"/>
+      </w:pPr>
+      <w:r>
+        <w:rPr>
+          <w:rStyle w:val="Kommentarzeichen"/>
+        </w:rPr>
+        <w:annotationRef/>
+      </w:r>
+      <w:r>
+        <w:t>Formel darstellung?</w:t>
+      </w:r>
+    </w:p>
+  </w:comment>
+  <w:comment w:id="35" w:author="Philipp Günther" w:date="2026-02-23T14:04:00Z" w:initials="PG">
+    <w:p>
+      <w:pPr>
+        <w:pStyle w:val="Kommentartext"/>
+        <w:jc w:val="left"/>
+      </w:pPr>
+      <w:r>
+        <w:rPr>
+          <w:rStyle w:val="Kommentarzeichen"/>
+        </w:rPr>
+        <w:annotationRef/>
+      </w:r>
+      <w:r>
+        <w:t>WAS FINAL??</w:t>
+      </w:r>
+    </w:p>
+  </w:comment>
+</w:comments>
+</file>
+
+<file path=word/commentsExtended.xml><?xml version="1.0" encoding="utf-8"?>
+<w15:commentsEx xmlns:wpc="http://schemas.microsoft.com/office/word/2010/wordprocessingCanvas" xmlns:cx="http://schemas.microsoft.com/office/drawing/2014/chartex" xmlns:cx1="http://schemas.microsoft.com/office/drawing/2015/9/8/chartex" xmlns:cx2="http://schemas.microsoft.com/office/drawing/2015/10/21/chartex" xmlns:cx3="http://schemas.microsoft.com/office/drawing/2016/5/9/chartex" xmlns:cx4="http://schemas.microsoft.com/office/drawing/2016/5/10/chartex" xmlns:cx5="http://schemas.microsoft.com/office/drawing/2016/5/11/chartex" xmlns:cx6="http://schemas.microsoft.com/office/drawing/2016/5/12/chartex" xmlns:cx7="http://schemas.microsoft.com/office/drawing/2016/5/13/chartex" xmlns:cx8="http://schemas.microsoft.com/office/drawing/2016/5/14/chartex" xmlns:mc="http://schemas.openxmlformats.org/markup-compatibility/2006" xmlns:aink="http://schemas.microsoft.com/office/drawing/2016/ink" xmlns:am3d="http://schemas.microsoft.com/office/drawing/2017/model3d" xmlns:o="urn:schemas-microsoft-com:office:office" xmlns:oel="http://schemas.microsoft.com/office/2019/extlst" xmlns:r="http://schemas.openxmlformats.org/officeDocument/2006/relationships" xmlns:m="http://schemas.openxmlformats.org/officeDocument/2006/math" xmlns:v="urn:schemas-microsoft-com:vml" xmlns:wp14="http://schemas.microsoft.com/office/word/2010/wordprocessingDrawing" xmlns:wp="http://schemas.openxmlformats.org/drawingml/2006/wordprocessingDrawing" xmlns:w10="urn:schemas-microsoft-com:office:word" xmlns:w="http://schemas.openxmlformats.org/wordprocessingml/2006/main" xmlns:w14="http://schemas.microsoft.com/office/word/2010/wordml" xmlns:w15="http://schemas.microsoft.com/office/word/2012/wordml" xmlns:w16cex="http://schemas.microsoft.com/office/word/2018/wordml/cex" xmlns:w16cid="http://schemas.microsoft.com/office/word/2016/wordml/cid" xmlns:w16="http://schemas.microsoft.com/office/word/2018/wordml" xmlns:w16du="http://schemas.microsoft.com/office/word/2023/wordml/word16du" xmlns:w16sdtdh="http://schemas.microsoft.com/office/word/2020/wordml/sdtdatahash" xmlns:w16sdtfl="http://schemas.microsoft.com/office/word/2024/wordml/sdtformatlock" xmlns:w16se="http://schemas.microsoft.com/office/word/2015/wordml/symex" xmlns:wpg="http://schemas.microsoft.com/office/word/2010/wordprocessingGroup" xmlns:wpi="http://schemas.microsoft.com/office/word/2010/wordprocessingInk" xmlns:wne="http://schemas.microsoft.com/office/word/2006/wordml" xmlns:wps="http://schemas.microsoft.com/office/word/2010/wordprocessingShape" mc:Ignorable="w14 w15 w16se w16cid w16 w16cex w16sdtdh w16sdtfl w16du wp14">
+  <w15:commentEx w15:paraId="205ACFCC" w15:done="0"/>
+  <w15:commentEx w15:paraId="14270106" w15:done="0"/>
+  <w15:commentEx w15:paraId="020690B3" w15:done="0"/>
+</w15:commentsEx>
+</file>
+
+<file path=word/commentsExtensible.xml><?xml version="1.0" encoding="utf-8"?>
+<w16cex:commentsExtensible xmlns:wpc="http://schemas.microsoft.com/office/word/2010/wordprocessingCanvas" xmlns:cx="http://schemas.microsoft.com/office/drawing/2014/chartex" xmlns:cx1="http://schemas.microsoft.com/office/drawing/2015/9/8/chartex" xmlns:cx2="http://schemas.microsoft.com/office/drawing/2015/10/21/chartex" xmlns:cx3="http://schemas.microsoft.com/office/drawing/2016/5/9/chartex" xmlns:cx4="http://schemas.microsoft.com/office/drawing/2016/5/10/chartex" xmlns:cx5="http://schemas.microsoft.com/office/drawing/2016/5/11/chartex" xmlns:cx6="http://schemas.microsoft.com/office/drawing/2016/5/12/chartex" xmlns:cx7="http://schemas.microsoft.com/office/drawing/2016/5/13/chartex" xmlns:cx8="http://schemas.microsoft.com/office/drawing/2016/5/14/chartex" xmlns:cr="http://schemas.microsoft.com/office/comments/2020/reactions" xmlns:mc="http://schemas.openxmlformats.org/markup-compatibility/2006" xmlns:aink="http://schemas.microsoft.com/office/drawing/2016/ink" xmlns:am3d="http://schemas.microsoft.com/office/drawing/2017/model3d" xmlns:o="urn:schemas-microsoft-com:office:office" xmlns:oel="http://schemas.microsoft.com/office/2019/extlst" xmlns:r="http://schemas.openxmlformats.org/officeDocument/2006/relationships" xmlns:m="http://schemas.openxmlformats.org/officeDocument/2006/math" xmlns:v="urn:schemas-microsoft-com:vml" xmlns:wp14="http://schemas.microsoft.com/office/word/2010/wordprocessingDrawing" xmlns:wp="http://schemas.openxmlformats.org/drawingml/2006/wordprocessingDrawing" xmlns:w10="urn:schemas-microsoft-com:office:word" xmlns:w="http://schemas.openxmlformats.org/wordprocessingml/2006/main" xmlns:w14="http://schemas.microsoft.com/office/word/2010/wordml" xmlns:w15="http://schemas.microsoft.com/office/word/2012/wordml" xmlns:w16cex="http://schemas.microsoft.com/office/word/2018/wordml/cex" xmlns:w16cid="http://schemas.microsoft.com/office/word/2016/wordml/cid" xmlns:w16="http://schemas.microsoft.com/office/word/2018/wordml" xmlns:w16du="http://schemas.microsoft.com/office/word/2023/wordml/word16du" xmlns:w16sdtdh="http://schemas.microsoft.com/office/word/2020/wordml/sdtdatahash" xmlns:w16sdtfl="http://schemas.microsoft.com/office/word/2024/wordml/sdtformatlock" xmlns:w16se="http://schemas.microsoft.com/office/word/2015/wordml/symex" xmlns:wpg="http://schemas.microsoft.com/office/word/2010/wordprocessingGroup" xmlns:wpi="http://schemas.microsoft.com/office/word/2010/wordprocessingInk" xmlns:wne="http://schemas.microsoft.com/office/word/2006/wordml" xmlns:wps="http://schemas.microsoft.com/office/word/2010/wordprocessingShape" mc:Ignorable="w14 w15 w16se w16cid w16 w16cex w16sdtdh w16sdtfl cr w16du wp14">
+  <w16cex:commentExtensible w16cex:durableId="41C847E8" w16cex:dateUtc="2026-02-23T13:06:00Z"/>
+  <w16cex:commentExtensible w16cex:durableId="5FB8400D" w16cex:dateUtc="2026-02-23T13:06:00Z"/>
+  <w16cex:commentExtensible w16cex:durableId="535B1551" w16cex:dateUtc="2026-02-23T13:04:00Z"/>
+</w16cex:commentsExtensible>
+</file>
+
+<file path=word/commentsIds.xml><?xml version="1.0" encoding="utf-8"?>
+<w16cid:commentsIds xmlns:wpc="http://schemas.microsoft.com/office/word/2010/wordprocessingCanvas" xmlns:cx="http://schemas.microsoft.com/office/drawing/2014/chartex" xmlns:cx1="http://schemas.microsoft.com/office/drawing/2015/9/8/chartex" xmlns:cx2="http://schemas.microsoft.com/office/drawing/2015/10/21/chartex" xmlns:cx3="http://schemas.microsoft.com/office/drawing/2016/5/9/chartex" xmlns:cx4="http://schemas.microsoft.com/office/drawing/2016/5/10/chartex" xmlns:cx5="http://schemas.microsoft.com/office/drawing/2016/5/11/chartex" xmlns:cx6="http://schemas.microsoft.com/office/drawing/2016/5/12/chartex" xmlns:cx7="http://schemas.microsoft.com/office/drawing/2016/5/13/chartex" xmlns:cx8="http://schemas.microsoft.com/office/drawing/2016/5/14/chartex" xmlns:mc="http://schemas.openxmlformats.org/markup-compatibility/2006" xmlns:aink="http://schemas.microsoft.com/office/drawing/2016/ink" xmlns:am3d="http://schemas.microsoft.com/office/drawing/2017/model3d" xmlns:o="urn:schemas-microsoft-com:office:office" xmlns:oel="http://schemas.microsoft.com/office/2019/extlst" xmlns:r="http://schemas.openxmlformats.org/officeDocument/2006/relationships" xmlns:m="http://schemas.openxmlformats.org/officeDocument/2006/math" xmlns:v="urn:schemas-microsoft-com:vml" xmlns:wp14="http://schemas.microsoft.com/office/word/2010/wordprocessingDrawing" xmlns:wp="http://schemas.openxmlformats.org/drawingml/2006/wordprocessingDrawing" xmlns:w10="urn:schemas-microsoft-com:office:word" xmlns:w="http://schemas.openxmlformats.org/wordprocessingml/2006/main" xmlns:w14="http://schemas.microsoft.com/office/word/2010/wordml" xmlns:w15="http://schemas.microsoft.com/office/word/2012/wordml" xmlns:w16cex="http://schemas.microsoft.com/office/word/2018/wordml/cex" xmlns:w16cid="http://schemas.microsoft.com/office/word/2016/wordml/cid" xmlns:w16="http://schemas.microsoft.com/office/word/2018/wordml" xmlns:w16du="http://schemas.microsoft.com/office/word/2023/wordml/word16du" xmlns:w16sdtdh="http://schemas.microsoft.com/office/word/2020/wordml/sdtdatahash" xmlns:w16sdtfl="http://schemas.microsoft.com/office/word/2024/wordml/sdtformatlock" xmlns:w16se="http://schemas.microsoft.com/office/word/2015/wordml/symex" xmlns:wpg="http://schemas.microsoft.com/office/word/2010/wordprocessingGroup" xmlns:wpi="http://schemas.microsoft.com/office/word/2010/wordprocessingInk" xmlns:wne="http://schemas.microsoft.com/office/word/2006/wordml" xmlns:wps="http://schemas.microsoft.com/office/word/2010/wordprocessingShape" mc:Ignorable="w14 w15 w16se w16cid w16 w16cex w16sdtdh w16sdtfl w16du wp14">
+  <w16cid:commentId w16cid:paraId="205ACFCC" w16cid:durableId="41C847E8"/>
+  <w16cid:commentId w16cid:paraId="14270106" w16cid:durableId="5FB8400D"/>
+  <w16cid:commentId w16cid:paraId="020690B3" w16cid:durableId="535B1551"/>
+</w16cid:commentsIds>
 </file>
 
 <file path=word/endnotes.xml><?xml version="1.0" encoding="utf-8"?>
@@ -10397,6 +10984,14 @@
     <w:abstractNumId w:val="5"/>
   </w:num>
 </w:numbering>
+</file>
+
+<file path=word/people.xml><?xml version="1.0" encoding="utf-8"?>
+<w15:people xmlns:wpc="http://schemas.microsoft.com/office/word/2010/wordprocessingCanvas" xmlns:cx="http://schemas.microsoft.com/office/drawing/2014/chartex" xmlns:cx1="http://schemas.microsoft.com/office/drawing/2015/9/8/chartex" xmlns:cx2="http://schemas.microsoft.com/office/drawing/2015/10/21/chartex" xmlns:cx3="http://schemas.microsoft.com/office/drawing/2016/5/9/chartex" xmlns:cx4="http://schemas.microsoft.com/office/drawing/2016/5/10/chartex" xmlns:cx5="http://schemas.microsoft.com/office/drawing/2016/5/11/chartex" xmlns:cx6="http://schemas.microsoft.com/office/drawing/2016/5/12/chartex" xmlns:cx7="http://schemas.microsoft.com/office/drawing/2016/5/13/chartex" xmlns:cx8="http://schemas.microsoft.com/office/drawing/2016/5/14/chartex" xmlns:mc="http://schemas.openxmlformats.org/markup-compatibility/2006" xmlns:aink="http://schemas.microsoft.com/office/drawing/2016/ink" xmlns:am3d="http://schemas.microsoft.com/office/drawing/2017/model3d" xmlns:o="urn:schemas-microsoft-com:office:office" xmlns:oel="http://schemas.microsoft.com/office/2019/extlst" xmlns:r="http://schemas.openxmlformats.org/officeDocument/2006/relationships" xmlns:m="http://schemas.openxmlformats.org/officeDocument/2006/math" xmlns:v="urn:schemas-microsoft-com:vml" xmlns:wp14="http://schemas.microsoft.com/office/word/2010/wordprocessingDrawing" xmlns:wp="http://schemas.openxmlformats.org/drawingml/2006/wordprocessingDrawing" xmlns:w10="urn:schemas-microsoft-com:office:word" xmlns:w="http://schemas.openxmlformats.org/wordprocessingml/2006/main" xmlns:w14="http://schemas.microsoft.com/office/word/2010/wordml" xmlns:w15="http://schemas.microsoft.com/office/word/2012/wordml" xmlns:w16cex="http://schemas.microsoft.com/office/word/2018/wordml/cex" xmlns:w16cid="http://schemas.microsoft.com/office/word/2016/wordml/cid" xmlns:w16="http://schemas.microsoft.com/office/word/2018/wordml" xmlns:w16du="http://schemas.microsoft.com/office/word/2023/wordml/word16du" xmlns:w16sdtdh="http://schemas.microsoft.com/office/word/2020/wordml/sdtdatahash" xmlns:w16sdtfl="http://schemas.microsoft.com/office/word/2024/wordml/sdtformatlock" xmlns:w16se="http://schemas.microsoft.com/office/word/2015/wordml/symex" xmlns:wpg="http://schemas.microsoft.com/office/word/2010/wordprocessingGroup" xmlns:wpi="http://schemas.microsoft.com/office/word/2010/wordprocessingInk" xmlns:wne="http://schemas.microsoft.com/office/word/2006/wordml" xmlns:wps="http://schemas.microsoft.com/office/word/2010/wordprocessingShape" mc:Ignorable="w14 w15 w16se w16cid w16 w16cex w16sdtdh w16sdtfl w16du wp14">
+  <w15:person w15:author="Philipp Günther">
+    <w15:presenceInfo w15:providerId="Windows Live" w15:userId="ad32bd184c4cbad4"/>
+  </w15:person>
+</w15:people>
 </file>
 
 <file path=word/styles.xml><?xml version="1.0" encoding="utf-8"?>
@@ -11445,7 +12040,6 @@
     <w:basedOn w:val="Standard"/>
     <w:link w:val="KommentartextZchn"/>
     <w:uiPriority w:val="99"/>
-    <w:semiHidden/>
     <w:unhideWhenUsed/>
     <w:rsid w:val="002A1066"/>
     <w:pPr>
@@ -11461,7 +12055,6 @@
     <w:basedOn w:val="Absatz-Standardschriftart"/>
     <w:link w:val="Kommentartext"/>
     <w:uiPriority w:val="99"/>
-    <w:semiHidden/>
     <w:rsid w:val="002A1066"/>
     <w:rPr>
       <w:rFonts w:ascii="Times New Roman" w:hAnsi="Times New Roman"/>
@@ -11710,6 +12303,34 @@
     <w:rPr>
       <w:vertAlign w:val="superscript"/>
     </w:rPr>
+  </w:style>
+  <w:style w:type="character" w:styleId="HTMLCode">
+    <w:name w:val="HTML Code"/>
+    <w:basedOn w:val="Absatz-Standardschriftart"/>
+    <w:uiPriority w:val="99"/>
+    <w:semiHidden/>
+    <w:unhideWhenUsed/>
+    <w:rsid w:val="007A77EE"/>
+    <w:rPr>
+      <w:rFonts w:ascii="Courier New" w:eastAsia="Times New Roman" w:hAnsi="Courier New" w:cs="Courier New"/>
+      <w:sz w:val="20"/>
+      <w:szCs w:val="20"/>
+    </w:rPr>
+  </w:style>
+  <w:style w:type="character" w:customStyle="1" w:styleId="mord">
+    <w:name w:val="mord"/>
+    <w:basedOn w:val="Absatz-Standardschriftart"/>
+    <w:rsid w:val="007A77EE"/>
+  </w:style>
+  <w:style w:type="character" w:customStyle="1" w:styleId="vlist-s">
+    <w:name w:val="vlist-s"/>
+    <w:basedOn w:val="Absatz-Standardschriftart"/>
+    <w:rsid w:val="007A77EE"/>
+  </w:style>
+  <w:style w:type="character" w:customStyle="1" w:styleId="mpunct">
+    <w:name w:val="mpunct"/>
+    <w:basedOn w:val="Absatz-Standardschriftart"/>
+    <w:rsid w:val="000F6FFB"/>
   </w:style>
 </w:styles>
 </file>
@@ -11976,25 +12597,16 @@
 </file>
 
 <file path=customXml/item1.xml><?xml version="1.0" encoding="utf-8"?>
+<b:Sources xmlns:b="http://schemas.openxmlformats.org/officeDocument/2006/bibliography" xmlns="http://schemas.openxmlformats.org/officeDocument/2006/bibliography" SelectedStyle="\APASixthEditionOfficeOnline.xsl" StyleName="APA" Version="6"/>
+</file>
+
+<file path=customXml/item2.xml><?xml version="1.0" encoding="utf-8"?>
 <p:properties xmlns:p="http://schemas.microsoft.com/office/2006/metadata/properties" xmlns:xsi="http://www.w3.org/2001/XMLSchema-instance" xmlns:pc="http://schemas.microsoft.com/office/infopath/2007/PartnerControls">
   <documentManagement/>
 </p:properties>
 </file>
 
-<file path=customXml/item2.xml><?xml version="1.0" encoding="utf-8"?>
-<b:Sources xmlns:b="http://schemas.openxmlformats.org/officeDocument/2006/bibliography" xmlns="http://schemas.openxmlformats.org/officeDocument/2006/bibliography" SelectedStyle="\APASixthEditionOfficeOnline.xsl" StyleName="APA" Version="6"/>
-</file>
-
 <file path=customXml/item3.xml><?xml version="1.0" encoding="utf-8"?>
-<?mso-contentType ?>
-<FormTemplates xmlns="http://schemas.microsoft.com/sharepoint/v3/contenttype/forms">
-  <Display>DocumentLibraryForm</Display>
-  <Edit>DocumentLibraryForm</Edit>
-  <New>DocumentLibraryForm</New>
-</FormTemplates>
-</file>
-
-<file path=customXml/item4.xml><?xml version="1.0" encoding="utf-8"?>
 <ct:contentTypeSchema xmlns:ct="http://schemas.microsoft.com/office/2006/metadata/contentType" xmlns:ma="http://schemas.microsoft.com/office/2006/metadata/properties/metaAttributes" ct:_="" ma:_="" ma:contentTypeName="Dokument" ma:contentTypeID="0x010100C0D4F9D7828D7F4DB4CF0896338A30BE" ma:contentTypeVersion="2" ma:contentTypeDescription="Ein neues Dokument erstellen." ma:contentTypeScope="" ma:versionID="20c78456f5fb38cac6d7deb242507213">
   <xsd:schema xmlns:xsd="http://www.w3.org/2001/XMLSchema" xmlns:xs="http://www.w3.org/2001/XMLSchema" xmlns:p="http://schemas.microsoft.com/office/2006/metadata/properties" xmlns:ns2="dad18dba-a64c-4a84-8aef-43c02fb740d1" targetNamespace="http://schemas.microsoft.com/office/2006/metadata/properties" ma:root="true" ma:fieldsID="b0daf8388e36fa67a1b19a285630fcad" ns2:_="">
     <xsd:import namespace="dad18dba-a64c-4a84-8aef-43c02fb740d1"/>
@@ -12126,7 +12738,24 @@
 </ct:contentTypeSchema>
 </file>
 
+<file path=customXml/item4.xml><?xml version="1.0" encoding="utf-8"?>
+<?mso-contentType ?>
+<FormTemplates xmlns="http://schemas.microsoft.com/sharepoint/v3/contenttype/forms">
+  <Display>DocumentLibraryForm</Display>
+  <Edit>DocumentLibraryForm</Edit>
+  <New>DocumentLibraryForm</New>
+</FormTemplates>
+</file>
+
 <file path=customXml/itemProps1.xml><?xml version="1.0" encoding="utf-8"?>
+<ds:datastoreItem xmlns:ds="http://schemas.openxmlformats.org/officeDocument/2006/customXml" ds:itemID="{51C08082-0F22-4222-8145-1291E9B0DF1E}">
+  <ds:schemaRefs>
+    <ds:schemaRef ds:uri="http://schemas.openxmlformats.org/officeDocument/2006/bibliography"/>
+  </ds:schemaRefs>
+</ds:datastoreItem>
+</file>
+
+<file path=customXml/itemProps2.xml><?xml version="1.0" encoding="utf-8"?>
 <ds:datastoreItem xmlns:ds="http://schemas.openxmlformats.org/officeDocument/2006/customXml" ds:itemID="{A7E1D4E3-8F5A-405C-B670-FE7085095D59}">
   <ds:schemaRefs>
     <ds:schemaRef ds:uri="http://schemas.microsoft.com/office/2006/metadata/properties"/>
@@ -12135,23 +12764,7 @@
 </ds:datastoreItem>
 </file>
 
-<file path=customXml/itemProps2.xml><?xml version="1.0" encoding="utf-8"?>
-<ds:datastoreItem xmlns:ds="http://schemas.openxmlformats.org/officeDocument/2006/customXml" ds:itemID="{51C08082-0F22-4222-8145-1291E9B0DF1E}">
-  <ds:schemaRefs>
-    <ds:schemaRef ds:uri="http://schemas.openxmlformats.org/officeDocument/2006/bibliography"/>
-  </ds:schemaRefs>
-</ds:datastoreItem>
-</file>
-
 <file path=customXml/itemProps3.xml><?xml version="1.0" encoding="utf-8"?>
-<ds:datastoreItem xmlns:ds="http://schemas.openxmlformats.org/officeDocument/2006/customXml" ds:itemID="{217B62AE-6BF4-411E-8D48-B2EF71C77D28}">
-  <ds:schemaRefs>
-    <ds:schemaRef ds:uri="http://schemas.microsoft.com/sharepoint/v3/contenttype/forms"/>
-  </ds:schemaRefs>
-</ds:datastoreItem>
-</file>
-
-<file path=customXml/itemProps4.xml><?xml version="1.0" encoding="utf-8"?>
 <ds:datastoreItem xmlns:ds="http://schemas.openxmlformats.org/officeDocument/2006/customXml" ds:itemID="{496E061D-8249-4DA6-8D54-5000899170BA}">
   <ds:schemaRefs>
     <ds:schemaRef ds:uri="http://schemas.microsoft.com/office/2006/metadata/contentType"/>
@@ -12167,4 +12780,12 @@
     <ds:schemaRef ds:uri="http://schemas.microsoft.com/internal/obd"/>
   </ds:schemaRefs>
 </ds:datastoreItem>
+</file>
+
+<file path=customXml/itemProps4.xml><?xml version="1.0" encoding="utf-8"?>
+<ds:datastoreItem xmlns:ds="http://schemas.openxmlformats.org/officeDocument/2006/customXml" ds:itemID="{217B62AE-6BF4-411E-8D48-B2EF71C77D28}">
+  <ds:schemaRefs>
+    <ds:schemaRef ds:uri="http://schemas.microsoft.com/sharepoint/v3/contenttype/forms"/>
+  </ds:schemaRefs>
+</ds:datastoreItem>
 </file>